--- a/plantillas/dgcp/SNCC_F033_Of_Economica-tpl.docx
+++ b/plantillas/dgcp/SNCC_F033_Of_Economica-tpl.docx
@@ -1,6 +1,6 @@
 
 <file path=word/document.xml><?xml version="1.0" encoding="utf-8"?>
-<w:document xmlns:a="http://schemas.openxmlformats.org/drawingml/2006/main" xmlns:a14="http://schemas.microsoft.com/office/drawing/2010/main" xmlns:mc="http://schemas.openxmlformats.org/markup-compatibility/2006" xmlns:o="urn:schemas-microsoft-com:office:office" xmlns:pic="http://schemas.openxmlformats.org/drawingml/2006/picture" xmlns:r="http://schemas.openxmlformats.org/officeDocument/2006/relationships" xmlns:v="urn:schemas-microsoft-com:vml" xmlns:w="http://schemas.openxmlformats.org/wordprocessingml/2006/main" xmlns:wp="http://schemas.openxmlformats.org/drawingml/2006/wordprocessingDrawing" mc:Ignorable="w14 w15 w16se wp14">
+<w:document xmlns:a="http://schemas.openxmlformats.org/drawingml/2006/main" xmlns:a14="http://schemas.microsoft.com/office/drawing/2010/main" xmlns:mc="http://schemas.openxmlformats.org/markup-compatibility/2006" xmlns:o="urn:schemas-microsoft-com:office:office" xmlns:pic="http://schemas.openxmlformats.org/drawingml/2006/picture" xmlns:r="http://schemas.openxmlformats.org/officeDocument/2006/relationships" xmlns:v="urn:schemas-microsoft-com:vml" xmlns:w="http://schemas.openxmlformats.org/wordprocessingml/2006/main" xmlns:wp="http://schemas.openxmlformats.org/drawingml/2006/wordprocessingDrawing" xmlns:wpc="http://schemas.microsoft.com/office/word/2010/wordprocessingCanvas" xmlns:cx="http://schemas.microsoft.com/office/drawing/2014/chartex" xmlns:cx1="http://schemas.microsoft.com/office/drawing/2015/9/8/chartex" xmlns:m="http://schemas.openxmlformats.org/officeDocument/2006/math" xmlns:wp14="http://schemas.microsoft.com/office/word/2010/wordprocessingDrawing" xmlns:w10="urn:schemas-microsoft-com:office:word" xmlns:w14="http://schemas.microsoft.com/office/word/2010/wordml" xmlns:w15="http://schemas.microsoft.com/office/word/2012/wordml" xmlns:w16se="http://schemas.microsoft.com/office/word/2015/wordml/symex" xmlns:wpg="http://schemas.microsoft.com/office/word/2010/wordprocessingGroup" xmlns:wpi="http://schemas.microsoft.com/office/word/2010/wordprocessingInk" xmlns:wne="http://schemas.microsoft.com/office/word/2006/wordml" xmlns:wps="http://schemas.microsoft.com/office/word/2010/wordprocessingShape" mc:Ignorable="w14 w15 w16se wp14">
   <w:body>
     <w:p>
       <w:r>

--- a/plantillas/dgcp/SNCC_F033_Of_Economica-tpl.docx
+++ b/plantillas/dgcp/SNCC_F033_Of_Economica-tpl.docx
@@ -144,9 +144,14 @@
               <v:shape id="_x0000_s1048" type="#_x0000_t202" style="position:absolute;left:9151;top:1077;width:2009;height:543;mso-width-relative:margin;mso-height-relative:margin" fillcolor="white [3212]" strokecolor="white [3212]" strokeweight="2.25pt">
                 <v:textbox style="mso-next-textbox:#_x0000_s1048" inset=",0">
                   <w:txbxContent>
-                    <w:r>
-                      <w:t xml:space="preserve">{expediente}</w:t>
-                    </w:r>
+                    <w:p>
+                      <w:pPr>
+                        <w:jc w:val="center"/>
+                      </w:pPr>
+                      <w:r>
+                        <w:t xml:space="preserve">{expediente}</w:t>
+                      </w:r>
+                    </w:p>
                   </w:txbxContent>
                 </v:textbox>
               </v:shape>

--- a/plantillas/dgcp/SNCC_F033_Of_Economica-tpl.docx
+++ b/plantillas/dgcp/SNCC_F033_Of_Economica-tpl.docx
@@ -6,7 +6,6 @@
       <w:r>
         <w:rPr>
           <w:rStyle w:val="Institucion"/>
-          <w:color w:val="FF0000"/>
           <w:sz w:val="28"/>
           <w:lang w:eastAsia="zh-TW"/>
         </w:rPr>
@@ -48,7 +47,7 @@
                           <w:sz w:val="24"/>
                           <w:szCs w:val="24"/>
                         </w:rPr>
-                        <w:t>Nombre de</w:t>
+                        <w:t xml:space="preserve">{entidad_nombre}</w:t>
                       </w:r>
                       <w:r>
                         <w:rPr>
@@ -56,7 +55,7 @@
                           <w:sz w:val="24"/>
                           <w:szCs w:val="24"/>
                         </w:rPr>
-                        <w:t>l Capitulo y/o</w:t>
+                        <w:t xml:space="preserve"/>
                       </w:r>
                       <w:r>
                         <w:rPr>
@@ -64,7 +63,7 @@
                           <w:sz w:val="24"/>
                           <w:szCs w:val="24"/>
                         </w:rPr>
-                        <w:t xml:space="preserve"> dependencia gubernamental</w:t>
+                        <w:t xml:space="preserve"/>
                       </w:r>
                     </w:sdtContent>
                   </w:sdt>
@@ -1122,7 +1121,6 @@
       <w:r>
         <w:rPr>
           <w:rFonts w:ascii="Arial" w:hAnsi="Arial" w:cs="Arial"/>
-          <w:color w:val="FF0000"/>
           <w:sz w:val="20"/>
           <w:szCs w:val="22"/>
         </w:rPr>
@@ -1171,7 +1169,6 @@
       </w:pPr>
       <w:r>
         <w:rPr>
-          <w:color w:val="000000"/>
           <w:sz w:val="20"/>
           <w:szCs w:val="20"/>
         </w:rPr>

--- a/plantillas/dgcp/SNCC_F033_Of_Economica-tpl.docx
+++ b/plantillas/dgcp/SNCC_F033_Of_Economica-tpl.docx
@@ -1150,11 +1150,10 @@
       </w:pPr>
       <w:r>
         <w:rPr>
-          <w:color w:val="000000"/>
           <w:sz w:val="20"/>
           <w:szCs w:val="20"/>
         </w:rPr>
-        <w:t>Firma ___________________________________</w:t>
+        <w:t xml:space="preserve">{%firma} Firma _______________________</w:t>
       </w:r>
     </w:p>
     <w:p>

--- a/plantillas/dgcp/SNCC_F033_Of_Economica-tpl.docx
+++ b/plantillas/dgcp/SNCC_F033_Of_Economica-tpl.docx
@@ -1153,7 +1153,7 @@
           <w:sz w:val="20"/>
           <w:szCs w:val="20"/>
         </w:rPr>
-        <w:t xml:space="preserve">{%firma} Firma _______________________</w:t>
+        <w:t xml:space="preserve">{%firma} {%sello} Firma _______________________</w:t>
       </w:r>
     </w:p>
     <w:p>

--- a/plantillas/dgcp/SNCC_F033_Of_Economica-tpl.docx
+++ b/plantillas/dgcp/SNCC_F033_Of_Economica-tpl.docx
@@ -250,79 +250,14 @@
           <v:shape id="_x0000_s1026" type="#_x0000_t202" style="position:absolute;margin-left:-28.65pt;margin-top:-25.75pt;width:83.1pt;height:79.7pt;z-index:251661312;mso-position-horizontal-relative:text;mso-position-vertical-relative:text;mso-width-relative:margin;mso-height-relative:margin" filled="f" stroked="f">
             <v:textbox style="mso-next-textbox:#_x0000_s1026">
               <w:txbxContent>
-                <w:sdt>
-                  <w:sdtPr>
-                    <w:rPr>
-                      <w:lang w:val="en-US"/>
-                    </w:rPr>
-                    <w:alias w:val="Logo de la dependencia gubernamental"/>
-                    <w:tag w:val="Logo de la dependencia gubernamental"/>
-                    <w:id w:val="13417745"/>
-                    <w:showingPlcHdr/>
-                    <w:picture/>
-                  </w:sdtPr>
-                  <w:sdtEndPr/>
-                  <w:sdtContent>
-                    <w:p>
-                      <w:pPr>
-                        <w:rPr>
-                          <w:lang w:val="en-US"/>
-                        </w:rPr>
-                      </w:pPr>
-                      <w:r>
-                        <w:rPr>
-                          <w:noProof/>
-                          <w:lang w:val="es-DO" w:eastAsia="es-DO"/>
-                        </w:rPr>
-                        <w:drawing>
-                          <wp:inline distT="0" distB="0" distL="0" distR="0">
-                            <wp:extent cx="800100" cy="800100"/>
-                            <wp:effectExtent l="19050" t="0" r="0" b="0"/>
-                            <wp:docPr id="2" name="Picture 1"/>
-                            <wp:cNvGraphicFramePr>
-                              <a:graphicFrameLocks noChangeAspect="1"/>
-                            </wp:cNvGraphicFramePr>
-                            <a:graphic>
-                              <a:graphicData uri="http://schemas.openxmlformats.org/drawingml/2006/picture">
-                                <pic:pic>
-                                  <pic:nvPicPr>
-                                    <pic:cNvPr id="0" name="Picture 1"/>
-                                    <pic:cNvPicPr>
-                                      <a:picLocks noChangeAspect="1" noChangeArrowheads="1"/>
-                                    </pic:cNvPicPr>
-                                  </pic:nvPicPr>
-                                  <pic:blipFill>
-                                    <a:blip r:embed="rId8"/>
-                                    <a:srcRect/>
-                                    <a:stretch>
-                                      <a:fillRect/>
-                                    </a:stretch>
-                                  </pic:blipFill>
-                                  <pic:spPr bwMode="auto">
-                                    <a:xfrm>
-                                      <a:off x="0" y="0"/>
-                                      <a:ext cx="799693" cy="799693"/>
-                                    </a:xfrm>
-                                    <a:prstGeom prst="rect">
-                                      <a:avLst/>
-                                    </a:prstGeom>
-                                    <a:noFill/>
-                                    <a:ln w="9525">
-                                      <a:noFill/>
-                                      <a:miter lim="800000"/>
-                                      <a:headEnd/>
-                                      <a:tailEnd/>
-                                    </a:ln>
-                                  </pic:spPr>
-                                </pic:pic>
-                              </a:graphicData>
-                            </a:graphic>
-                          </wp:inline>
-                        </w:drawing>
-                      </w:r>
-                    </w:p>
-                  </w:sdtContent>
-                </w:sdt>
+                <w:p>
+                  <w:pPr>
+                    <w:jc w:val="center"/>
+                  </w:pPr>
+                  <w:r>
+                    <w:t xml:space="preserve">{%logo_institucion}</w:t>
+                  </w:r>
+                </w:p>
               </w:txbxContent>
             </v:textbox>
           </v:shape>

--- a/plantillas/dgcp/SNCC_F033_Of_Economica-tpl.docx
+++ b/plantillas/dgcp/SNCC_F033_Of_Economica-tpl.docx
@@ -15,7 +15,7 @@
             <v:path gradientshapeok="t" o:connecttype="rect"/>
           </v:shapetype>
           <v:shape id="_x0000_s1040" type="#_x0000_t202" style="position:absolute;margin-left:208.45pt;margin-top:9.1pt;width:260.75pt;height:22pt;z-index:251691008;mso-width-relative:margin;mso-height-relative:margin" stroked="f">
-            <v:textbox style="mso-next-textbox:#_x0000_s1040">
+            <v:textbox style="mso-next-textbox:#_x0000_s1040;mso-fit-shape-to-text:t">
               <w:txbxContent>
                 <w:p>
                   <w:pPr>
@@ -141,7 +141,7 @@
             <v:rect id="_x0000_s1046" style="position:absolute;left:12866;top:523;width:2544;height:1104" filled="f"/>
             <v:group id="_x0000_s1047" style="position:absolute;left:12940;top:561;width:2413;height:968" coordorigin="9151,720" coordsize="2009,900">
               <v:shape id="_x0000_s1048" type="#_x0000_t202" style="position:absolute;left:9151;top:1077;width:2009;height:543;mso-width-relative:margin;mso-height-relative:margin" fillcolor="white [3212]" strokecolor="white [3212]" strokeweight="2.25pt">
-                <v:textbox style="mso-next-textbox:#_x0000_s1048" inset=",0">
+                <v:textbox style="mso-next-textbox:#_x0000_s1048;mso-fit-shape-to-text:t" inset=",0">
                   <w:txbxContent>
                     <w:p>
                       <w:pPr>
@@ -248,7 +248,7 @@
         </w:rPr>
         <w:pict>
           <v:shape id="_x0000_s1026" type="#_x0000_t202" style="position:absolute;margin-left:-28.65pt;margin-top:-25.75pt;width:83.1pt;height:79.7pt;z-index:251661312;mso-position-horizontal-relative:text;mso-position-vertical-relative:text;mso-width-relative:margin;mso-height-relative:margin" filled="f" stroked="f">
-            <v:textbox style="mso-next-textbox:#_x0000_s1026">
+            <v:textbox style="mso-next-textbox:#_x0000_s1026;mso-fit-shape-to-text:t">
               <w:txbxContent>
                 <w:p>
                   <w:pPr>
@@ -338,7 +338,7 @@
         </w:rPr>
         <w:pict>
           <v:shape id="_x0000_s1036" type="#_x0000_t202" style="position:absolute;margin-left:598.75pt;margin-top:2.75pt;width:119.75pt;height:21.9pt;z-index:251685888;mso-width-relative:margin;mso-height-relative:margin" filled="f" stroked="f">
-            <v:textbox style="mso-next-textbox:#_x0000_s1036">
+            <v:textbox style="mso-next-textbox:#_x0000_s1036;mso-fit-shape-to-text:t">
               <w:txbxContent>
                 <w:p>
                   <w:r>

--- a/plantillas/dgcp/SNCC_F033_Of_Economica-tpl.docx
+++ b/plantillas/dgcp/SNCC_F033_Of_Economica-tpl.docx
@@ -24,49 +24,14 @@
                       <w:lang w:val="es-ES_tradnl"/>
                     </w:rPr>
                   </w:pPr>
-                  <w:sdt>
-                    <w:sdtPr>
-                      <w:rPr>
-                        <w:rStyle w:val="Style6"/>
-                        <w:sz w:val="24"/>
-                        <w:szCs w:val="24"/>
-                      </w:rPr>
-                      <w:alias w:val="Nombre de la Institución"/>
-                      <w:tag w:val="Nombre de la Institución"/>
-                      <w:id w:val="8389551"/>
-                    </w:sdtPr>
-                    <w:sdtEndPr>
-                      <w:rPr>
-                        <w:rStyle w:val="Style6"/>
-                      </w:rPr>
-                    </w:sdtEndPr>
-                    <w:sdtContent>
-                      <w:r>
-                        <w:rPr>
-                          <w:rStyle w:val="Style6"/>
-                          <w:sz w:val="24"/>
-                          <w:szCs w:val="24"/>
-                        </w:rPr>
-                        <w:t xml:space="preserve">{entidad_nombre}</w:t>
-                      </w:r>
-                      <w:r>
-                        <w:rPr>
-                          <w:rStyle w:val="Style6"/>
-                          <w:sz w:val="24"/>
-                          <w:szCs w:val="24"/>
-                        </w:rPr>
-                        <w:t xml:space="preserve"/>
-                      </w:r>
-                      <w:r>
-                        <w:rPr>
-                          <w:rStyle w:val="Style6"/>
-                          <w:sz w:val="24"/>
-                          <w:szCs w:val="24"/>
-                        </w:rPr>
-                        <w:t xml:space="preserve"/>
-                      </w:r>
-                    </w:sdtContent>
-                  </w:sdt>
+                  <w:r>
+                    <w:rPr>
+                      <w:rStyle w:val="Style6"/>
+                      <w:sz w:val="24"/>
+                      <w:szCs w:val="24"/>
+                    </w:rPr>
+                    <w:t xml:space="preserve">{entidad_nombre}</w:t>
+                  </w:r>
                 </w:p>
               </w:txbxContent>
             </v:textbox>
@@ -1982,7 +1947,7 @@
     <w:uiPriority w:val="1"/>
     <w:rsid w:val="00CE67A3"/>
     <w:rPr>
-      <w:rFonts w:ascii="Arial Bold" w:hAnsi="Arial Bold"/>
+      <w:rFonts w:ascii="Arial" w:hAnsi="Arial"/>
       <w:b/>
       <w:shadow/>
       <w:sz w:val="22"/>
@@ -1994,7 +1959,7 @@
     <w:uiPriority w:val="1"/>
     <w:rsid w:val="00535962"/>
     <w:rPr>
-      <w:rFonts w:ascii="Arial Bold" w:hAnsi="Arial Bold"/>
+      <w:rFonts w:ascii="Arial" w:hAnsi="Arial"/>
       <w:b/>
       <w:caps/>
       <w:shadow/>
@@ -2008,7 +1973,7 @@
     <w:uiPriority w:val="1"/>
     <w:rsid w:val="00194FF2"/>
     <w:rPr>
-      <w:rFonts w:ascii="Arial Bold" w:hAnsi="Arial Bold"/>
+      <w:rFonts w:ascii="Arial" w:hAnsi="Arial"/>
       <w:b/>
       <w:caps/>
       <w:shadow/>
@@ -2057,7 +2022,7 @@
     <w:uiPriority w:val="1"/>
     <w:rsid w:val="00C66D08"/>
     <w:rPr>
-      <w:rFonts w:ascii="Arial Bold" w:hAnsi="Arial Bold"/>
+      <w:rFonts w:ascii="Arial" w:hAnsi="Arial"/>
       <w:b/>
       <w:caps/>
       <w:sz w:val="24"/>
@@ -2070,7 +2035,7 @@
     <w:qFormat/>
     <w:rsid w:val="00C66D08"/>
     <w:rPr>
-      <w:rFonts w:ascii="Arial Bold" w:hAnsi="Arial Bold"/>
+      <w:rFonts w:ascii="Arial" w:hAnsi="Arial"/>
       <w:b/>
       <w:spacing w:val="-20"/>
       <w:w w:val="90"/>
@@ -2083,7 +2048,7 @@
     <w:uiPriority w:val="1"/>
     <w:rsid w:val="00C66D08"/>
     <w:rPr>
-      <w:rFonts w:ascii="Arial Bold" w:hAnsi="Arial Bold"/>
+      <w:rFonts w:ascii="Arial" w:hAnsi="Arial"/>
       <w:b/>
       <w:caps/>
       <w:spacing w:val="-2"/>
